--- a/az/discovery-articles/3.14 Tikiş maşını.docx
+++ b/az/discovery-articles/3.14 Tikiş maşını.docx
@@ -4,580 +4,386 @@
   <w:body>
     <w:p>
       <w:pPr>
-        <w:keepNext/>
-        <w:spacing w:before="280" w:after="120"/>
+        <w:pStyle w:val="Title"/>
+        <w:widowControl/>
       </w:pPr>
       <w:r>
-        <w:rPr>
-          <w:rFonts w:ascii="Calibri" w:hAnsi="Calibri" w:eastAsia="Calibri"/>
-          <w:b/>
-          <w:i w:val="0"/>
-          <w:color w:val="004E8C"/>
-          <w:sz w:val="44"/>
-        </w:rPr>
         <w:t>3.14 Tikiş maşını</w:t>
       </w:r>
     </w:p>
     <w:p>
       <w:pPr>
-        <w:spacing w:after="80"/>
+        <w:keepNext/>
+        <w:widowControl/>
       </w:pPr>
       <w:r>
         <w:rPr>
-          <w:rFonts w:ascii="Calibri" w:hAnsi="Calibri" w:eastAsia="Calibri"/>
-          <w:b w:val="0"/>
-          <w:i/>
-          <w:color w:val="505050"/>
-          <w:sz w:val="22"/>
+          <w:sz w:val="20"/>
         </w:rPr>
-        <w:t>3. Sənaye, enerji və nəqliyyat</w:t>
-      </w:r>
-    </w:p>
-    <w:p>
-      <w:pPr>
-        <w:spacing w:after="200"/>
-      </w:pPr>
-      <w:r>
-        <w:rPr>
-          <w:rFonts w:ascii="Calibri" w:hAnsi="Calibri" w:eastAsia="Calibri"/>
-          <w:b w:val="0"/>
-          <w:i/>
-          <w:sz w:val="22"/>
-        </w:rPr>
-        <w:t>Dövr: təxminən 1790–1860-cı illər (ilk patentlərdən praktik məişət və fabrik maşınlarına qədər) | Əsas simalar: Tomas Seynt; Bartelemi Timonye; Uolter Hant; Elias Hou; İsaak Zinger; çoxsaylı rəqib patent sahibləri</w:t>
-      </w:r>
-    </w:p>
-    <w:p>
-      <w:pPr>
-        <w:spacing w:after="160" w:line="276" w:lineRule="auto"/>
-      </w:pPr>
-      <w:r>
-        <w:rPr>
-          <w:rFonts w:ascii="Calibri" w:hAnsi="Calibri" w:eastAsia="Calibri"/>
-          <w:b w:val="0"/>
-          <w:i w:val="0"/>
-          <w:sz w:val="22"/>
-        </w:rPr>
-        <w:t>Tikiş maşını iynə ilə sapı dəqiq mexaniki ritmlə parçadan keçirir və əl tikişindən qat-qat sürətli işləyir. Bu maşın geyim istehsalını ləng sənətkarlıqdan hazır paltar sənayesinə çevirdi, eyni zamanda saysız-hesabsız evə daxil oldu.</w:t>
+        <w:t>3 Sənaye enerji və nəqliyyat</w:t>
       </w:r>
     </w:p>
     <w:p>
       <w:pPr>
         <w:keepNext/>
-        <w:spacing w:before="240" w:after="120"/>
+        <w:widowControl/>
       </w:pPr>
       <w:r>
         <w:rPr>
-          <w:rFonts w:ascii="Calibri" w:hAnsi="Calibri" w:eastAsia="Calibri"/>
-          <w:b/>
-          <w:i w:val="0"/>
-          <w:color w:val="004E8C"/>
-          <w:sz w:val="28"/>
+          <w:sz w:val="20"/>
         </w:rPr>
-        <w:t>Əsas faktlar</w:t>
+        <w:t>Dövr: təxminən 1790–1860 (ilk patentlərdən işlək məişət və fabrik maşınlarına) | Əsas şəxslər: Tomas Seynt; Bartelemi Timonye; Uolter Hant; Elias Hou; İsaak Zinger; çoxsaylı rəqib patent sahibləri</w:t>
+      </w:r>
+    </w:p>
+    <w:p>
+      <w:pPr>
+        <w:widowControl/>
+      </w:pPr>
+      <w:r>
+        <w:t>Tikiş maşını iynə və sapı parça içindən mexaniki ardıcıllıqla keçirərək əl tikişindən qat-qat sürətli işləyir. Geyim istehsalını yavaş sənətkarlıqdan hazır geyim sənayesinə yönəltdi və saysız evə daxil oldu.</w:t>
+      </w:r>
+    </w:p>
+    <w:p>
+      <w:pPr>
+        <w:pStyle w:val="Heading1"/>
+        <w:widowControl/>
+      </w:pPr>
+      <w:r>
+        <w:t>Əsas məlumatlar</w:t>
       </w:r>
     </w:p>
     <w:p>
       <w:pPr>
         <w:pStyle w:val="ListBullet"/>
+        <w:widowControl/>
       </w:pPr>
       <w:r>
-        <w:rPr>
-          <w:rFonts w:ascii="Calibri" w:hAnsi="Calibri" w:eastAsia="Calibri"/>
-          <w:b w:val="0"/>
-          <w:i w:val="0"/>
-          <w:sz w:val="22"/>
-        </w:rPr>
-        <w:t>Tikiş maşınına dair ilk fikirlər XVIII əsrin sonu və XIX əsrin əvvəllərində meydana çıxıb</w:t>
+        <w:t>Tikiş maşını haqqında erkən fikirlər XVIII əsrin sonu və XIX əsrin əvvəlində görünür.</w:t>
       </w:r>
     </w:p>
     <w:p>
       <w:pPr>
         <w:pStyle w:val="ListBullet"/>
+        <w:widowControl/>
       </w:pPr>
       <w:r>
-        <w:rPr>
-          <w:rFonts w:ascii="Calibri" w:hAnsi="Calibri" w:eastAsia="Calibri"/>
-          <w:b w:val="0"/>
-          <w:i w:val="0"/>
-          <w:sz w:val="22"/>
-        </w:rPr>
-        <w:t>Timonyenin zəncirvari tikiş maşınları 1830-cu illərdə Fransada bəzi əl tikişçilərinin zorakı müqaviməti ilə üzləşib</w:t>
+        <w:t>Timonyenin zəncirvari tikiş maşınları 1830-cu illərin Fransasında bəzi əl tikişçilərinin zorakı müqaviməti ilə qarşılaşdı.</w:t>
       </w:r>
     </w:p>
     <w:p>
       <w:pPr>
         <w:pStyle w:val="ListBullet"/>
+        <w:widowControl/>
       </w:pPr>
       <w:r>
-        <w:rPr>
-          <w:rFonts w:ascii="Calibri" w:hAnsi="Calibri" w:eastAsia="Calibri"/>
-          <w:b w:val="0"/>
-          <w:i w:val="0"/>
-          <w:sz w:val="22"/>
-        </w:rPr>
-        <w:t>Elias Hounun 1846-cı ildə aldığı məkik tikişi patenti və Zingerin praktik satış üsulları maşının yayılmasını sürətləndirib</w:t>
+        <w:t>Hounun iki sapı bir-birinə bağlayan tikiş patenti (1846) və Zingerin praktik satış üsulları yayılmanı sürətləndirdi.</w:t>
       </w:r>
     </w:p>
     <w:p>
       <w:pPr>
         <w:pStyle w:val="ListBullet"/>
+        <w:widowControl/>
       </w:pPr>
       <w:r>
-        <w:rPr>
-          <w:rFonts w:ascii="Calibri" w:hAnsi="Calibri" w:eastAsia="Calibri"/>
-          <w:b w:val="0"/>
-          <w:i w:val="0"/>
-          <w:sz w:val="22"/>
-        </w:rPr>
-        <w:t>Tikiş maşını ilə bağlı patent müharibələri əsas mexanizmləri standartlaşdıran ümumi patent fondlarının yaranması ilə başa çatıb</w:t>
+        <w:t>Patent mübahisələri əsas mexanizmləri standartlaşdıran ortaq patent razılaşmaları ilə səngidi.</w:t>
       </w:r>
     </w:p>
     <w:p>
       <w:pPr>
         <w:pStyle w:val="ListBullet"/>
+        <w:widowControl/>
       </w:pPr>
       <w:r>
-        <w:rPr>
-          <w:rFonts w:ascii="Calibri" w:hAnsi="Calibri" w:eastAsia="Calibri"/>
-          <w:b w:val="0"/>
-          <w:i w:val="0"/>
-          <w:sz w:val="22"/>
-        </w:rPr>
-        <w:t>Fabrikdəki geyim xətləri ilə məişət maşınları birlikdə dəbin dəyişmə sürətini və tikiş əməyini yenidən formalaşdırıb</w:t>
+        <w:t>Fabrik xətləri və ev maşınları birlikdə dəbin dəyişmə sürətini və tikiş əməyini yenidən qurdu.</w:t>
       </w:r>
     </w:p>
     <w:p>
       <w:pPr>
-        <w:keepNext/>
-        <w:spacing w:before="240" w:after="120"/>
+        <w:pStyle w:val="Heading1"/>
+        <w:widowControl/>
       </w:pPr>
       <w:r>
-        <w:rPr>
-          <w:rFonts w:ascii="Calibri" w:hAnsi="Calibri" w:eastAsia="Calibri"/>
-          <w:b/>
-          <w:i w:val="0"/>
-          <w:color w:val="004E8C"/>
-          <w:sz w:val="28"/>
-        </w:rPr>
         <w:t>Bu nədir</w:t>
       </w:r>
     </w:p>
     <w:p>
       <w:pPr>
-        <w:spacing w:after="160" w:line="276" w:lineRule="auto"/>
+        <w:widowControl/>
       </w:pPr>
       <w:r>
-        <w:rPr>
-          <w:rFonts w:ascii="Calibri" w:hAnsi="Calibri" w:eastAsia="Calibri"/>
-          <w:b w:val="0"/>
-          <w:i w:val="0"/>
-          <w:sz w:val="22"/>
-        </w:rPr>
-        <w:t>Tikiş maşını iynə, sap, çox vaxt isə məkik və ya ilgəkqurucunun hərəkətini dəqiq ardıcıllıqla uzlaşdıraraq tikiş yaradan mexanizmdir. Ayaq pedalı və ya elektrik mühərriki ritmi təmin edir, parçaötürən dişlər isə materialı irəli aparır. Məkik və zəncirvari tikiş növləri möhkəmlik, elastiklik və sap sərfiyyatı baxımından fərqlənir. Sadə desək, bu, biləyin uzun müddət davam gətirə bilməyəcəyi sürətlə parçanı deşib birləşdirən yorulmaz əldir — heç vaxt dayanmayan mexaniki barmaq kimi.</w:t>
+        <w:t>Tikiş maşını iynəni, sapı və çox vaxt məkik və ya ilmətutanı uyğunlaşdırılmış dövrlərlə hərəkət etdirib tikiş yaradan mexanizmdir. Ayaq pedalı və ya elektrik mühərriki hərəkət verir, dişli parçaötürücü parçanı irəli aparır. Məkikli və zəncirvari tikişlər möhkəmlik, elastiklik və sap sərfi baxımından fərqlənir. Maşın parçanı insan biləyinin uzun müddət davam etdirə bilməyəcəyi sürətlə deşib birləşdirən yorulmaz əl kimidir.</w:t>
       </w:r>
     </w:p>
     <w:p>
       <w:pPr>
-        <w:keepNext/>
-        <w:spacing w:before="240" w:after="120"/>
+        <w:pStyle w:val="Heading1"/>
+        <w:widowControl/>
       </w:pPr>
       <w:r>
-        <w:rPr>
-          <w:rFonts w:ascii="Calibri" w:hAnsi="Calibri" w:eastAsia="Calibri"/>
-          <w:b/>
-          <w:i w:val="0"/>
-          <w:color w:val="004E8C"/>
-          <w:sz w:val="28"/>
-        </w:rPr>
-        <w:t>Onu kim kəşf və ya ixtira edib</w:t>
+        <w:t>Kim kəşf edib və ya yaradıb</w:t>
       </w:r>
     </w:p>
     <w:p>
       <w:pPr>
-        <w:spacing w:after="160" w:line="276" w:lineRule="auto"/>
+        <w:widowControl/>
       </w:pPr>
       <w:r>
-        <w:rPr>
-          <w:rFonts w:ascii="Calibri" w:hAnsi="Calibri" w:eastAsia="Calibri"/>
-          <w:b w:val="0"/>
-          <w:i w:val="0"/>
-          <w:sz w:val="22"/>
-        </w:rPr>
-        <w:t>Bu ixtiranın müəllifləri çox, onunla bağlı məhkəmə çəkişmələri isə saysızdır. Tomas Seynt ilk ideyaların cizgisini çəkdi, Timonye işlək zəncirvari tikiş maşınları düzəltdi, Hant və Hou məkik tikişini inkişaf etdirdilər, Zinger isə etibarlı maşını hissə-hissə ödəniş və təmir şəbəkəsi ilə birləşdirdi. Onlarla patent sahibi məhkəmədə mübahisə etdiyi vaxt mexaniklər sap gərginliyini, basqı ayaqcığını və masuranı təkmilləşdirirdilər. Hansı yeniliyin həqiqətən işlədiyini isə evdə və muzdla tikiş tikən qadınlar gündəlik istifadə ilə sübut etdilər. Məşhur marka adlarının arxasında bir-biri ilə rəqabət aparan çoxsaylı iddia dayanır.</w:t>
+        <w:t>İxtira tarixi çoxsaylı iddialar və məhkəmələrlə doludur. Tomas Seynt erkən layihələr çəkdi, Timonye işlək zəncirvari tikiş maşınları qurdu, Hant və Hou məkikli tikişi inkişaf etdirdilər. Zinger etibarlı qurğunu hissə-hissə ödəniş və təmir şəbəkəsi ilə birləşdirdi. Onlarla patent sahibi məhkəmədə çəkişərkən ustalar sap gərginliyini, basıcı ayaqları və sap makaralarını təkmilləşdirirdilər. Muzdla və evdə tikiş tikən qadınlar hansı həllin işlədiyini praktikada göstərən istifadəçilər idi. Məşhur markaların arxasında çoxsaylı rəqib iddia dayanır.</w:t>
       </w:r>
     </w:p>
     <w:p>
       <w:pPr>
-        <w:keepNext/>
-        <w:spacing w:before="240" w:after="120"/>
+        <w:pStyle w:val="Heading1"/>
+        <w:widowControl/>
       </w:pPr>
       <w:r>
-        <w:rPr>
-          <w:rFonts w:ascii="Calibri" w:hAnsi="Calibri" w:eastAsia="Calibri"/>
-          <w:b/>
-          <w:i w:val="0"/>
-          <w:color w:val="004E8C"/>
-          <w:sz w:val="28"/>
-        </w:rPr>
-        <w:t>Nə vaxt və necə meydana gəlib</w:t>
+        <w:t>Nə vaxt və necə yaranıb</w:t>
       </w:r>
     </w:p>
     <w:p>
       <w:pPr>
-        <w:spacing w:after="160" w:line="276" w:lineRule="auto"/>
+        <w:widowControl/>
       </w:pPr>
       <w:r>
-        <w:rPr>
-          <w:rFonts w:ascii="Calibri" w:hAnsi="Calibri" w:eastAsia="Calibri"/>
-          <w:b w:val="0"/>
-          <w:i w:val="0"/>
-          <w:sz w:val="22"/>
-        </w:rPr>
-        <w:t>Praktik maşınlar 1830–1850-ci illərdə müxtəlif templə yayıldı: əvvəl emalatxana və fabriklərdə, sonra isə məişət aləti kimi evlərdə istifadə olundu. ABŞ-da əsrin ortalarından sonra yaradılan ümumi patent fondları hüquqi qarışıqlığın bir hissəsini aradan qaldırdı və standart hissələrin yayılmasına kömək etdi. Elektrik mühərriki sonradan ayaq pedalına ehtiyacı aradan qaldırdı. Hazır geyim sənayesi cərgə-cərgə tikiş maşınları ilə böyüdü. Bir tərəfdən köynəklər ucuzlaşdı, digər tərəfdən məhsul sayına görə ödənilən və az ixtisas tələb edən iş yayıldı.</w:t>
+        <w:t>İşlək maşınlar 1830–1850-ci illərdə müxtəlif vaxtlarda meydana çıxdı: əvvəl emalatxana və fabriklərdə, sonra evlərdə. Əsrin ortasından sonra ABŞ-da patentlərin birgə istifadəsi bəzi hüquqi qarışıqlıqları azaltdı və bir-birini əvəz edən hissələri yaydı. Elektrik mühərrikləri sonralar pedalı ayaqla işlətmək ehtiyacını aradan qaldırdı. Hazır geyim sənayesi sıra ilə düzülmüş maşınlarla böyüdü. Bəziləri üçün ucuz köynək, başqaları üçün daha az ustalıq tələb edən, tikilən parça sayına görə ödənən iş yarandı.</w:t>
       </w:r>
     </w:p>
     <w:p>
       <w:pPr>
-        <w:keepNext/>
-        <w:spacing w:before="240" w:after="120"/>
+        <w:pStyle w:val="Heading1"/>
+        <w:widowControl/>
       </w:pPr>
       <w:r>
-        <w:rPr>
-          <w:rFonts w:ascii="Calibri" w:hAnsi="Calibri" w:eastAsia="Calibri"/>
-          <w:b/>
-          <w:i w:val="0"/>
-          <w:color w:val="004E8C"/>
-          <w:sz w:val="28"/>
-        </w:rPr>
-        <w:t>Elmi baxımdan əhəmiyyəti</w:t>
+        <w:t>Elm üçün əhəmiyyəti</w:t>
       </w:r>
     </w:p>
     <w:p>
       <w:pPr>
-        <w:spacing w:after="160" w:line="276" w:lineRule="auto"/>
+        <w:widowControl/>
       </w:pPr>
       <w:r>
-        <w:rPr>
-          <w:rFonts w:ascii="Calibri" w:hAnsi="Calibri" w:eastAsia="Calibri"/>
-          <w:b w:val="0"/>
-          <w:i w:val="0"/>
-          <w:sz w:val="22"/>
-        </w:rPr>
-        <w:t>Tikiş maşını eksantrik mexanizmləri, fasiləli hərəkəti və sapın həndəsəsini öyrədən yığcam qurğudur. Yüksək sürətdə tikişin dağılmaması üçün keyfiyyətli iynələr və podşipniklərin düzgün yağlanması tələb olunur. Vaxt və hərəkətin təhlili üçün geyim sexləri təbii sınaq meydanına çevrildi. Maşın sap qalınlığının və parça xüsusiyyətləri üçün yol verilən hədlərin standartlaşdırılmasını da zəruri etdi. Sadə məişət gövdəsinin içində əsl mühəndis incəliyi gizlənirdi: fırlanma hərəkəti saatda minlərlə dəfə dəqiq deşməyə və sap ilgəyinin tutulmasına çevrilirdi.</w:t>
+        <w:t>Tikiş maşını yumruqlu mexanizmlər, fasiləli hərəkət və sapın həndəsəsi haqqında yığcam dərsdir. Sürətlə işləyərkən tikişi sağlam saxlamaq yaxşı iynələr və yastıqların yağlanmasını tələb edir. Tikiş sexləri vaxt və hərəkət araşdırmaları üçün əlverişli sahə oldu. Sap ölçüləri və parça üçün yol verilən ölçü fərqləri standartlaşdırıldı. Məişət qurğusunun içində incə mühəndislik gizlənirdi: fırlanma saatda minlərlə dəfə dəqiq deşməyə və ilməni tutmağa çevrilirdi.</w:t>
       </w:r>
     </w:p>
     <w:p>
       <w:pPr>
-        <w:keepNext/>
-        <w:spacing w:before="240" w:after="120"/>
+        <w:pStyle w:val="Heading1"/>
+        <w:widowControl/>
       </w:pPr>
       <w:r>
-        <w:rPr>
-          <w:rFonts w:ascii="Calibri" w:hAnsi="Calibri" w:eastAsia="Calibri"/>
-          <w:b/>
-          <w:i w:val="0"/>
-          <w:color w:val="004E8C"/>
-          <w:sz w:val="28"/>
-        </w:rPr>
-        <w:t>Sonrakı inkişaflara necə təsir göstərib</w:t>
+        <w:t>Sonrakı inkişafa təsiri</w:t>
       </w:r>
     </w:p>
     <w:p>
       <w:pPr>
-        <w:spacing w:after="160" w:line="276" w:lineRule="auto"/>
+        <w:widowControl/>
       </w:pPr>
       <w:r>
-        <w:rPr>
-          <w:rFonts w:ascii="Calibri" w:hAnsi="Calibri" w:eastAsia="Calibri"/>
-          <w:b w:val="0"/>
-          <w:i w:val="0"/>
-          <w:sz w:val="22"/>
-        </w:rPr>
-        <w:t>Kütləvi geyim, hərbi forma və mebel üzlüyü sənayesi mexanikləşdirilmiş tikişə əsaslanır. Overlok, tikmə və kompüterlə idarə olunan naxış maşınları eyni dəqiq ritmli iynə prinsipini davam etdirir. Qlobal təchizat zəncirlərində bir dəqiqədə vurulan tikiş sayı xərc göstəricisinə çevrilib. Tikiş maşını olmasaydı, sürətli moda sənayesinin istehsalı ləngidən əsas maneələrindən biri aradan qalxmazdı — bunun həm müsbət, həm mənfi nəticələri var.</w:t>
+        <w:t>Kütləvi geyim, hərbi forma və üzlük istehsalı mexaniki tikişə əsaslanır. Kənarları tikib möhkəmləndirən overlok, naxış və kompüterlə idarə olunan biçim-tikiş maşınları eyni vaxtlaşdırılmış iynə prinsipini genişləndirir. Qlobal təchizat zəncirləri xərc hesabında dəqiqədə tikiş sayını nəzərə alır. Tikiş maşını olmasaydı, sürətli dəb sənayesinin istehsalı sürətləndirən əsas vasitəsi də olmazdı — bunun həm yaxşı, həm mənfi nəticələri ilə birlikdə.</w:t>
       </w:r>
     </w:p>
     <w:p>
       <w:pPr>
-        <w:keepNext/>
-        <w:spacing w:before="240" w:after="120"/>
+        <w:pStyle w:val="Heading1"/>
+        <w:widowControl/>
       </w:pPr>
       <w:r>
-        <w:rPr>
-          <w:rFonts w:ascii="Calibri" w:hAnsi="Calibri" w:eastAsia="Calibri"/>
-          <w:b/>
-          <w:i w:val="0"/>
-          <w:color w:val="004E8C"/>
-          <w:sz w:val="28"/>
-        </w:rPr>
         <w:t>İnsan həyatını necə dəyişib</w:t>
       </w:r>
     </w:p>
     <w:p>
       <w:pPr>
-        <w:spacing w:after="160" w:line="276" w:lineRule="auto"/>
+        <w:widowControl/>
       </w:pPr>
       <w:r>
-        <w:rPr>
-          <w:rFonts w:ascii="Calibri" w:hAnsi="Calibri" w:eastAsia="Calibri"/>
-          <w:b w:val="0"/>
-          <w:i w:val="0"/>
-          <w:sz w:val="22"/>
-        </w:rPr>
-        <w:t>Geyim çoxaldı, dəb daha sürətlə dəyişməyə başladı; paltarı təmir etmək yenisini almaqla rəqabətə girdi. Bir çox qadın fabrikdə və ya evdən muzdla tikiş işi tapdı, lakin çox vaxt ağır istehsal normaları ilə üzləşdi; başqaları isə məişət maşını sayəsində axşam saatlarına qənaət etdi. Dərzilik sənətinin nüfuzu və mahiyyəti dəyişdi. İnsanın geyindirilməsi artıq yalnız ləng əl əməyindən asılı deyildi, onun yerini isə yeni əmək rejimi tutdu.</w:t>
+        <w:t>Geyim bolluğu artdı, üslublar daha tez dəyişdi, təmirin yerini bəzən yenisini almaq tutdu. Bir çox qadın fabrikdə və ya evdən sifarişlə pullu iş tapdı, çox vaxt ağır normalarla çalışdı. Digərlərinin ev maşını axşam saatlarına qənaət etdi. Dərzi sənətinin nüfuzu dəyişdi. Geyinmək artıq yalnız yavaş əl əməyinə bağlı deyildi; onun yerində yeni əmək rejimləri yarandı.</w:t>
       </w:r>
     </w:p>
     <w:p>
       <w:pPr>
-        <w:keepNext/>
-        <w:spacing w:before="240" w:after="120"/>
+        <w:pStyle w:val="Heading1"/>
+        <w:widowControl/>
       </w:pPr>
       <w:r>
-        <w:rPr>
-          <w:rFonts w:ascii="Calibri" w:hAnsi="Calibri" w:eastAsia="Calibri"/>
-          <w:b/>
-          <w:i w:val="0"/>
-          <w:color w:val="004E8C"/>
-          <w:sz w:val="28"/>
-        </w:rPr>
         <w:t>Mənbələr və istinadlar</w:t>
       </w:r>
     </w:p>
     <w:p>
       <w:pPr>
-        <w:keepNext/>
-        <w:spacing w:before="240" w:after="120"/>
+        <w:pStyle w:val="Heading2"/>
+        <w:widowControl/>
       </w:pPr>
       <w:r>
         <w:rPr>
-          <w:rFonts w:ascii="Calibri" w:hAnsi="Calibri" w:eastAsia="Calibri"/>
-          <w:b/>
-          <w:i w:val="0"/>
-          <w:color w:val="004E8C"/>
-          <w:sz w:val="24"/>
+          <w:sz w:val="20"/>
         </w:rPr>
-        <w:t>A. Kitablar və əsas elmi əsərlər</w:t>
+        <w:t>A Kitablar və əsas elmi əsərlər</w:t>
       </w:r>
     </w:p>
     <w:p>
       <w:pPr>
-        <w:spacing w:after="80"/>
-        <w:ind w:left="360"/>
+        <w:widowControl/>
       </w:pPr>
       <w:r>
         <w:rPr>
-          <w:rFonts w:ascii="Calibri" w:hAnsi="Calibri" w:eastAsia="Calibri"/>
-          <w:b w:val="0"/>
-          <w:i w:val="0"/>
-          <w:sz w:val="22"/>
+          <w:sz w:val="20"/>
         </w:rPr>
         <w:t>1. Cooper, Grace Rogers. The Sewing Machine: Its Invention and Development. 2nd ed. Washington, D.C.: Smithsonian Institution Press, 1976.</w:t>
       </w:r>
     </w:p>
     <w:p>
       <w:pPr>
-        <w:keepNext/>
-        <w:spacing w:before="240" w:after="120"/>
+        <w:pStyle w:val="Heading2"/>
+        <w:widowControl/>
       </w:pPr>
       <w:r>
         <w:rPr>
-          <w:rFonts w:ascii="Calibri" w:hAnsi="Calibri" w:eastAsia="Calibri"/>
-          <w:b/>
-          <w:i w:val="0"/>
-          <w:color w:val="004E8C"/>
-          <w:sz w:val="24"/>
+          <w:sz w:val="20"/>
         </w:rPr>
-        <w:t>C. Təşkilatların materialları və ensiklopedik mənbələr</w:t>
+        <w:t>C Qurumların materialları və ensiklopedik mənbələr</w:t>
       </w:r>
     </w:p>
     <w:p>
       <w:pPr>
-        <w:spacing w:after="80"/>
-        <w:ind w:left="360"/>
+        <w:widowControl/>
       </w:pPr>
       <w:r>
         <w:rPr>
-          <w:rFonts w:ascii="Calibri" w:hAnsi="Calibri" w:eastAsia="Calibri"/>
-          <w:b w:val="0"/>
-          <w:i w:val="0"/>
-          <w:sz w:val="22"/>
+          <w:sz w:val="20"/>
         </w:rPr>
-        <w:t>1. Encyclopaedia Britannica. “Sewing machine” (“Tikiş maşını”).</w:t>
-      </w:r>
-      <w:r>
-        <w:rPr>
-          <w:rFonts w:ascii="Calibri" w:hAnsi="Calibri" w:eastAsia="Calibri"/>
-          <w:b w:val="0"/>
-          <w:i w:val="0"/>
-          <w:sz w:val="22"/>
-        </w:rPr>
-        <w:t xml:space="preserve"> </w:t>
+        <w:t xml:space="preserve">1. Encyclopaedia Britannica. 'Sewing machine.' </w:t>
       </w:r>
       <w:hyperlink r:id="rId9">
         <w:r>
           <w:rPr>
-            <w:rFonts w:ascii="Calibri" w:hAnsi="Calibri" w:eastAsia="Calibri"/>
-            <w:b w:val="0"/>
-            <w:i w:val="0"/>
-            <w:sz w:val="22"/>
-            <w:color w:val="0563C1"/>
-            <w:u w:val="single"/>
+            <w:sz w:val="20"/>
           </w:rPr>
           <w:t>https://www.britannica.com/technology/sewing-machine</w:t>
         </w:r>
       </w:hyperlink>
+      <w:r>
+        <w:rPr>
+          <w:sz w:val="20"/>
+        </w:rPr>
+      </w:r>
     </w:p>
     <w:p>
       <w:pPr>
-        <w:spacing w:after="80"/>
-        <w:ind w:left="360"/>
+        <w:widowControl/>
       </w:pPr>
       <w:r>
         <w:rPr>
-          <w:rFonts w:ascii="Calibri" w:hAnsi="Calibri" w:eastAsia="Calibri"/>
-          <w:b w:val="0"/>
-          <w:i w:val="0"/>
-          <w:sz w:val="22"/>
+          <w:sz w:val="20"/>
         </w:rPr>
-        <w:t>2. Encyclopaedia Britannica. “Elias Howe” (“Elias Hou”).</w:t>
-      </w:r>
-      <w:r>
-        <w:rPr>
-          <w:rFonts w:ascii="Calibri" w:hAnsi="Calibri" w:eastAsia="Calibri"/>
-          <w:b w:val="0"/>
-          <w:i w:val="0"/>
-          <w:sz w:val="22"/>
-        </w:rPr>
-        <w:t xml:space="preserve"> </w:t>
+        <w:t xml:space="preserve">2. Encyclopaedia Britannica. 'Elias Howe.' </w:t>
       </w:r>
       <w:hyperlink r:id="rId10">
         <w:r>
           <w:rPr>
-            <w:rFonts w:ascii="Calibri" w:hAnsi="Calibri" w:eastAsia="Calibri"/>
-            <w:b w:val="0"/>
-            <w:i w:val="0"/>
-            <w:sz w:val="22"/>
-            <w:color w:val="0563C1"/>
-            <w:u w:val="single"/>
+            <w:sz w:val="20"/>
           </w:rPr>
           <w:t>https://www.britannica.com/biography/Elias-Howe</w:t>
         </w:r>
       </w:hyperlink>
-    </w:p>
-    <w:p>
-      <w:pPr>
-        <w:keepNext/>
-        <w:spacing w:before="240" w:after="120"/>
-      </w:pPr>
       <w:r>
         <w:rPr>
-          <w:rFonts w:ascii="Calibri" w:hAnsi="Calibri" w:eastAsia="Calibri"/>
-          <w:b/>
-          <w:i w:val="0"/>
-          <w:color w:val="004E8C"/>
-          <w:sz w:val="24"/>
+          <w:sz w:val="20"/>
         </w:rPr>
-        <w:t>D. Muzey, arxiv və kitabxana materialları</w:t>
       </w:r>
     </w:p>
     <w:p>
       <w:pPr>
-        <w:spacing w:after="80"/>
-        <w:ind w:left="360"/>
+        <w:pStyle w:val="Heading2"/>
+        <w:widowControl/>
       </w:pPr>
       <w:r>
         <w:rPr>
-          <w:rFonts w:ascii="Calibri" w:hAnsi="Calibri" w:eastAsia="Calibri"/>
-          <w:b w:val="0"/>
-          <w:i w:val="0"/>
-          <w:sz w:val="22"/>
+          <w:sz w:val="20"/>
         </w:rPr>
-        <w:t>1. Science Museum (London). Tikiş maşınları və toxuculuq istehsalı ilə bağlı əşyalar.</w:t>
+        <w:t>D Muzey arxiv və kitabxana materialları</w:t>
       </w:r>
+    </w:p>
+    <w:p>
+      <w:pPr>
+        <w:widowControl/>
+      </w:pPr>
       <w:r>
         <w:rPr>
-          <w:rFonts w:ascii="Calibri" w:hAnsi="Calibri" w:eastAsia="Calibri"/>
-          <w:b w:val="0"/>
-          <w:i w:val="0"/>
-          <w:sz w:val="22"/>
+          <w:sz w:val="20"/>
         </w:rPr>
-        <w:t xml:space="preserve"> </w:t>
+        <w:t xml:space="preserve">1. Science Museum (London). Sewing machines and textile production objects. </w:t>
       </w:r>
       <w:hyperlink r:id="rId11">
         <w:r>
           <w:rPr>
-            <w:rFonts w:ascii="Calibri" w:hAnsi="Calibri" w:eastAsia="Calibri"/>
-            <w:b w:val="0"/>
-            <w:i w:val="0"/>
-            <w:sz w:val="22"/>
-            <w:color w:val="0563C1"/>
-            <w:u w:val="single"/>
+            <w:sz w:val="20"/>
           </w:rPr>
           <w:t>https://www.sciencemuseum.org.uk/objects-and-stories</w:t>
         </w:r>
       </w:hyperlink>
-    </w:p>
-    <w:p>
-      <w:pPr>
-        <w:keepNext/>
-        <w:spacing w:before="240" w:after="120"/>
-      </w:pPr>
       <w:r>
         <w:rPr>
-          <w:rFonts w:ascii="Calibri" w:hAnsi="Calibri" w:eastAsia="Calibri"/>
-          <w:b/>
-          <w:i w:val="0"/>
-          <w:color w:val="004E8C"/>
-          <w:sz w:val="24"/>
+          <w:sz w:val="20"/>
         </w:rPr>
-        <w:t>J. Mətbuat, populyar elmi və ümumi məlumat mənbələri</w:t>
       </w:r>
     </w:p>
     <w:p>
       <w:pPr>
-        <w:spacing w:after="80"/>
-        <w:ind w:left="360"/>
+        <w:pStyle w:val="Heading2"/>
+        <w:widowControl/>
       </w:pPr>
       <w:r>
         <w:rPr>
-          <w:rFonts w:ascii="Calibri" w:hAnsi="Calibri" w:eastAsia="Calibri"/>
-          <w:b w:val="0"/>
-          <w:i w:val="0"/>
-          <w:sz w:val="22"/>
+          <w:sz w:val="20"/>
         </w:rPr>
-        <w:t>1. Smithsonian Magazine. “How the Sewing Machine Revolutionized America” (“Tikiş maşını Amerikada necə inqilab yaratdı”).</w:t>
+        <w:t>J Mətbuat elmi kütləvi nəşrlər və ümumi mənbələr</w:t>
       </w:r>
+    </w:p>
+    <w:p>
+      <w:pPr>
+        <w:widowControl/>
+      </w:pPr>
       <w:r>
         <w:rPr>
-          <w:rFonts w:ascii="Calibri" w:hAnsi="Calibri" w:eastAsia="Calibri"/>
-          <w:b w:val="0"/>
-          <w:i w:val="0"/>
-          <w:sz w:val="22"/>
+          <w:sz w:val="20"/>
         </w:rPr>
-        <w:t xml:space="preserve"> </w:t>
+        <w:t xml:space="preserve">1. Smithsonian Magazine. 'How the Sewing Machine Revolutionized America.' </w:t>
       </w:r>
       <w:hyperlink r:id="rId12">
         <w:r>
           <w:rPr>
-            <w:rFonts w:ascii="Calibri" w:hAnsi="Calibri" w:eastAsia="Calibri"/>
-            <w:b w:val="0"/>
-            <w:i w:val="0"/>
-            <w:sz w:val="22"/>
-            <w:color w:val="0563C1"/>
-            <w:u w:val="single"/>
+            <w:sz w:val="20"/>
           </w:rPr>
           <w:t>https://www.smithsonianmag.com/smithsonian-institution/how-sewing-machine-revolutionized-america-180964377/</w:t>
         </w:r>
       </w:hyperlink>
+      <w:r>
+        <w:rPr>
+          <w:sz w:val="20"/>
+        </w:rPr>
+      </w:r>
     </w:p>
     <w:sectPr>
-      <w:pgSz w:w="12240" w:h="15840"/>
-      <w:pgMar w:top="1296" w:right="1440" w:bottom="1296" w:left="1440" w:header="720" w:footer="720" w:gutter="0"/>
+      <w:footerReference w:type="default" r:id="rId13"/>
+      <w:pgSz w:w="11906" w:h="16838"/>
+      <w:pgMar w:top="1020" w:right="1134" w:bottom="1020" w:left="1134" w:header="720" w:footer="720" w:gutter="0"/>
       <w:cols w:space="720"/>
       <w:docGrid w:linePitch="360"/>
     </w:sectPr>
   </w:body>
 </w:document>
+</file>
+
+<file path=word/footer1.xml><?xml version="1.0" encoding="utf-8"?>
+<w:ftr xmlns:m="http://schemas.openxmlformats.org/officeDocument/2006/math" xmlns:mc="http://schemas.openxmlformats.org/markup-compatibility/2006" xmlns:mo="http://schemas.microsoft.com/office/mac/office/2008/main" xmlns:mv="urn:schemas-microsoft-com:mac:vml" xmlns:o="urn:schemas-microsoft-com:office:office" xmlns:r="http://schemas.openxmlformats.org/officeDocument/2006/relationships" xmlns:v="urn:schemas-microsoft-com:vml" xmlns:w10="urn:schemas-microsoft-com:office:word" xmlns:w14="http://schemas.microsoft.com/office/word/2010/wordml" xmlns:w="http://schemas.openxmlformats.org/wordprocessingml/2006/main" xmlns:wne="http://schemas.microsoft.com/office/word/2006/wordml" xmlns:wp14="http://schemas.microsoft.com/office/word/2010/wordprocessingDrawing" xmlns:wp="http://schemas.openxmlformats.org/drawingml/2006/wordprocessingDrawing" xmlns:wpc="http://schemas.microsoft.com/office/word/2010/wordprocessingCanvas" xmlns:wpg="http://schemas.microsoft.com/office/word/2010/wordprocessingGroup" xmlns:wpi="http://schemas.microsoft.com/office/word/2010/wordprocessingInk" xmlns:wps="http://schemas.microsoft.com/office/word/2010/wordprocessingShape" mc:Ignorable="w14 wp14">
+  <w:p>
+    <w:pPr>
+      <w:pStyle w:val="Footer"/>
+      <w:jc w:val="right"/>
+    </w:pPr>
+    <w:fldSimple w:instr="PAGE"/>
+  </w:p>
+</w:ftr>
 </file>
 
 <file path=word/numbering.xml><?xml version="1.0" encoding="utf-8"?>
@@ -788,7 +594,7 @@
   <w:docDefaults>
     <w:rPrDefault>
       <w:rPr>
-        <w:rFonts w:asciiTheme="minorHAnsi" w:eastAsiaTheme="minorEastAsia" w:hAnsiTheme="minorHAnsi" w:cstheme="minorBidi"/>
+        <w:rFonts/>
         <w:sz w:val="22"/>
         <w:szCs w:val="22"/>
         <w:lang w:val="en-US" w:eastAsia="en-US" w:bidi="ar-SA"/>
@@ -943,6 +749,15 @@
     <w:name w:val="Normal"/>
     <w:qFormat/>
     <w:rsid w:val="00FC693F"/>
+    <w:pPr>
+      <w:spacing w:after="120" w:line="259" w:lineRule="auto"/>
+    </w:pPr>
+    <w:rPr>
+      <w:rFonts w:ascii="Times New Roman" w:hAnsi="Times New Roman"/>
+      <w:color w:val="000000"/>
+      <w:sz w:val="24"/>
+      <w:lang w:val="az-Latn-AZ"/>
+    </w:rPr>
   </w:style>
   <w:style w:type="paragraph" w:styleId="Header">
     <w:name w:val="header"/>
@@ -999,16 +814,17 @@
     <w:pPr>
       <w:keepNext/>
       <w:keepLines/>
-      <w:spacing w:before="480" w:after="0"/>
+      <w:spacing w:before="480" w:after="120" w:line="259" w:lineRule="auto"/>
       <w:outlineLvl w:val="0"/>
     </w:pPr>
     <w:rPr>
-      <w:rFonts w:asciiTheme="majorHAnsi" w:eastAsiaTheme="majorEastAsia" w:hAnsiTheme="majorHAnsi" w:cstheme="majorBidi"/>
+      <w:rFonts w:ascii="Times New Roman" w:hAnsi="Times New Roman"/>
       <w:b/>
       <w:bCs/>
-      <w:color w:val="365F91" w:themeColor="accent1" w:themeShade="BF"/>
-      <w:sz w:val="28"/>
+      <w:color w:val="000000"/>
+      <w:sz w:val="26"/>
       <w:szCs w:val="28"/>
+      <w:lang w:val="az-Latn-AZ"/>
     </w:rPr>
   </w:style>
   <w:style w:type="paragraph" w:styleId="Heading2">
@@ -1023,16 +839,17 @@
     <w:pPr>
       <w:keepNext/>
       <w:keepLines/>
-      <w:spacing w:before="200" w:after="0"/>
+      <w:spacing w:before="200" w:after="120" w:line="259" w:lineRule="auto"/>
       <w:outlineLvl w:val="1"/>
     </w:pPr>
     <w:rPr>
-      <w:rFonts w:asciiTheme="majorHAnsi" w:eastAsiaTheme="majorEastAsia" w:hAnsiTheme="majorHAnsi" w:cstheme="majorBidi"/>
+      <w:rFonts w:ascii="Times New Roman" w:hAnsi="Times New Roman"/>
       <w:b/>
       <w:bCs/>
-      <w:color w:val="4F81BD" w:themeColor="accent1"/>
+      <w:color w:val="000000"/>
       <w:sz w:val="26"/>
       <w:szCs w:val="26"/>
+      <w:lang w:val="az-Latn-AZ"/>
     </w:rPr>
   </w:style>
   <w:style w:type="paragraph" w:styleId="Heading3">
@@ -1051,7 +868,7 @@
       <w:outlineLvl w:val="2"/>
     </w:pPr>
     <w:rPr>
-      <w:rFonts w:asciiTheme="majorHAnsi" w:eastAsiaTheme="majorEastAsia" w:hAnsiTheme="majorHAnsi" w:cstheme="majorBidi"/>
+      <w:rFonts/>
       <w:b/>
       <w:bCs/>
       <w:color w:val="4F81BD" w:themeColor="accent1"/>
@@ -1074,7 +891,7 @@
       <w:outlineLvl w:val="3"/>
     </w:pPr>
     <w:rPr>
-      <w:rFonts w:asciiTheme="majorHAnsi" w:eastAsiaTheme="majorEastAsia" w:hAnsiTheme="majorHAnsi" w:cstheme="majorBidi"/>
+      <w:rFonts/>
       <w:b/>
       <w:bCs/>
       <w:i/>
@@ -1099,7 +916,7 @@
       <w:outlineLvl w:val="4"/>
     </w:pPr>
     <w:rPr>
-      <w:rFonts w:asciiTheme="majorHAnsi" w:eastAsiaTheme="majorEastAsia" w:hAnsiTheme="majorHAnsi" w:cstheme="majorBidi"/>
+      <w:rFonts/>
       <w:color w:val="243F60" w:themeColor="accent1" w:themeShade="7F"/>
     </w:rPr>
   </w:style>
@@ -1120,7 +937,7 @@
       <w:outlineLvl w:val="5"/>
     </w:pPr>
     <w:rPr>
-      <w:rFonts w:asciiTheme="majorHAnsi" w:eastAsiaTheme="majorEastAsia" w:hAnsiTheme="majorHAnsi" w:cstheme="majorBidi"/>
+      <w:rFonts/>
       <w:i/>
       <w:iCs/>
       <w:color w:val="243F60" w:themeColor="accent1" w:themeShade="7F"/>
@@ -1143,7 +960,7 @@
       <w:outlineLvl w:val="6"/>
     </w:pPr>
     <w:rPr>
-      <w:rFonts w:asciiTheme="majorHAnsi" w:eastAsiaTheme="majorEastAsia" w:hAnsiTheme="majorHAnsi" w:cstheme="majorBidi"/>
+      <w:rFonts/>
       <w:i/>
       <w:iCs/>
       <w:color w:val="404040" w:themeColor="text1" w:themeTint="BF"/>
@@ -1166,7 +983,7 @@
       <w:outlineLvl w:val="7"/>
     </w:pPr>
     <w:rPr>
-      <w:rFonts w:asciiTheme="majorHAnsi" w:eastAsiaTheme="majorEastAsia" w:hAnsiTheme="majorHAnsi" w:cstheme="majorBidi"/>
+      <w:rFonts/>
       <w:color w:val="4F81BD" w:themeColor="accent1"/>
       <w:sz w:val="20"/>
       <w:szCs w:val="20"/>
@@ -1189,7 +1006,7 @@
       <w:outlineLvl w:val="8"/>
     </w:pPr>
     <w:rPr>
-      <w:rFonts w:asciiTheme="majorHAnsi" w:eastAsiaTheme="majorEastAsia" w:hAnsiTheme="majorHAnsi" w:cstheme="majorBidi"/>
+      <w:rFonts/>
       <w:i/>
       <w:iCs/>
       <w:color w:val="404040" w:themeColor="text1" w:themeTint="BF"/>
@@ -1240,7 +1057,7 @@
     <w:uiPriority w:val="9"/>
     <w:rsid w:val="00FC693F"/>
     <w:rPr>
-      <w:rFonts w:asciiTheme="majorHAnsi" w:eastAsiaTheme="majorEastAsia" w:hAnsiTheme="majorHAnsi" w:cstheme="majorBidi"/>
+      <w:rFonts/>
       <w:b/>
       <w:bCs/>
       <w:color w:val="365F91" w:themeColor="accent1" w:themeShade="BF"/>
@@ -1255,7 +1072,7 @@
     <w:uiPriority w:val="9"/>
     <w:rsid w:val="00FC693F"/>
     <w:rPr>
-      <w:rFonts w:asciiTheme="majorHAnsi" w:eastAsiaTheme="majorEastAsia" w:hAnsiTheme="majorHAnsi" w:cstheme="majorBidi"/>
+      <w:rFonts/>
       <w:b/>
       <w:bCs/>
       <w:color w:val="4F81BD" w:themeColor="accent1"/>
@@ -1270,7 +1087,7 @@
     <w:uiPriority w:val="9"/>
     <w:rsid w:val="00FC693F"/>
     <w:rPr>
-      <w:rFonts w:asciiTheme="majorHAnsi" w:eastAsiaTheme="majorEastAsia" w:hAnsiTheme="majorHAnsi" w:cstheme="majorBidi"/>
+      <w:rFonts/>
       <w:b/>
       <w:bCs/>
       <w:color w:val="4F81BD" w:themeColor="accent1"/>
@@ -1285,19 +1102,17 @@
     <w:qFormat/>
     <w:rsid w:val="00FC693F"/>
     <w:pPr>
-      <w:pBdr>
-        <w:bottom w:val="single" w:sz="8" w:space="4" w:color="4F81BD" w:themeColor="accent1"/>
-      </w:pBdr>
-      <w:spacing w:after="300" w:line="240" w:lineRule="auto"/>
+      <w:spacing w:after="120" w:line="259" w:lineRule="auto"/>
       <w:contextualSpacing/>
     </w:pPr>
     <w:rPr>
-      <w:rFonts w:asciiTheme="majorHAnsi" w:eastAsiaTheme="majorEastAsia" w:hAnsiTheme="majorHAnsi" w:cstheme="majorBidi"/>
-      <w:color w:val="17365D" w:themeColor="text2" w:themeShade="BF"/>
+      <w:rFonts w:ascii="Times New Roman" w:hAnsi="Times New Roman"/>
+      <w:color w:val="000000"/>
       <w:spacing w:val="5"/>
       <w:kern w:val="28"/>
-      <w:sz w:val="52"/>
+      <w:sz w:val="40"/>
       <w:szCs w:val="52"/>
+      <w:lang w:val="az-Latn-AZ"/>
     </w:rPr>
   </w:style>
   <w:style w:type="character" w:customStyle="1" w:styleId="TitleChar">
@@ -1307,7 +1122,7 @@
     <w:uiPriority w:val="10"/>
     <w:rsid w:val="00FC693F"/>
     <w:rPr>
-      <w:rFonts w:asciiTheme="majorHAnsi" w:eastAsiaTheme="majorEastAsia" w:hAnsiTheme="majorHAnsi" w:cstheme="majorBidi"/>
+      <w:rFonts/>
       <w:color w:val="17365D" w:themeColor="text2" w:themeShade="BF"/>
       <w:spacing w:val="5"/>
       <w:kern w:val="28"/>
@@ -1329,7 +1144,7 @@
       </w:numPr>
     </w:pPr>
     <w:rPr>
-      <w:rFonts w:asciiTheme="majorHAnsi" w:eastAsiaTheme="majorEastAsia" w:hAnsiTheme="majorHAnsi" w:cstheme="majorBidi"/>
+      <w:rFonts/>
       <w:i/>
       <w:iCs/>
       <w:color w:val="4F81BD" w:themeColor="accent1"/>
@@ -1345,7 +1160,7 @@
     <w:uiPriority w:val="11"/>
     <w:rsid w:val="00FC693F"/>
     <w:rPr>
-      <w:rFonts w:asciiTheme="majorHAnsi" w:eastAsiaTheme="majorEastAsia" w:hAnsiTheme="majorHAnsi" w:cstheme="majorBidi"/>
+      <w:rFonts/>
       <w:i/>
       <w:iCs/>
       <w:color w:val="4F81BD" w:themeColor="accent1"/>
@@ -1470,8 +1285,15 @@
       <w:numPr>
         <w:numId w:val="1"/>
       </w:numPr>
+      <w:spacing w:after="120" w:line="259" w:lineRule="auto"/>
       <w:contextualSpacing/>
     </w:pPr>
+    <w:rPr>
+      <w:rFonts w:ascii="Times New Roman" w:hAnsi="Times New Roman"/>
+      <w:color w:val="000000"/>
+      <w:sz w:val="24"/>
+      <w:lang w:val="az-Latn-AZ"/>
+    </w:rPr>
   </w:style>
   <w:style w:type="paragraph" w:styleId="ListBullet2">
     <w:name w:val="List Bullet 2"/>
@@ -1643,7 +1465,7 @@
     <w:semiHidden/>
     <w:rsid w:val="00FC693F"/>
     <w:rPr>
-      <w:rFonts w:asciiTheme="majorHAnsi" w:eastAsiaTheme="majorEastAsia" w:hAnsiTheme="majorHAnsi" w:cstheme="majorBidi"/>
+      <w:rFonts/>
       <w:b/>
       <w:bCs/>
       <w:i/>
@@ -1659,7 +1481,7 @@
     <w:semiHidden/>
     <w:rsid w:val="00FC693F"/>
     <w:rPr>
-      <w:rFonts w:asciiTheme="majorHAnsi" w:eastAsiaTheme="majorEastAsia" w:hAnsiTheme="majorHAnsi" w:cstheme="majorBidi"/>
+      <w:rFonts/>
       <w:color w:val="243F60" w:themeColor="accent1" w:themeShade="7F"/>
     </w:rPr>
   </w:style>
@@ -1671,7 +1493,7 @@
     <w:semiHidden/>
     <w:rsid w:val="00FC693F"/>
     <w:rPr>
-      <w:rFonts w:asciiTheme="majorHAnsi" w:eastAsiaTheme="majorEastAsia" w:hAnsiTheme="majorHAnsi" w:cstheme="majorBidi"/>
+      <w:rFonts/>
       <w:i/>
       <w:iCs/>
       <w:color w:val="243F60" w:themeColor="accent1" w:themeShade="7F"/>
@@ -1685,7 +1507,7 @@
     <w:semiHidden/>
     <w:rsid w:val="00FC693F"/>
     <w:rPr>
-      <w:rFonts w:asciiTheme="majorHAnsi" w:eastAsiaTheme="majorEastAsia" w:hAnsiTheme="majorHAnsi" w:cstheme="majorBidi"/>
+      <w:rFonts/>
       <w:i/>
       <w:iCs/>
       <w:color w:val="404040" w:themeColor="text1" w:themeTint="BF"/>
@@ -1699,7 +1521,7 @@
     <w:semiHidden/>
     <w:rsid w:val="00FC693F"/>
     <w:rPr>
-      <w:rFonts w:asciiTheme="majorHAnsi" w:eastAsiaTheme="majorEastAsia" w:hAnsiTheme="majorHAnsi" w:cstheme="majorBidi"/>
+      <w:rFonts/>
       <w:color w:val="4F81BD" w:themeColor="accent1"/>
       <w:sz w:val="20"/>
       <w:szCs w:val="20"/>
@@ -1713,7 +1535,7 @@
     <w:semiHidden/>
     <w:rsid w:val="00FC693F"/>
     <w:rPr>
-      <w:rFonts w:asciiTheme="majorHAnsi" w:eastAsiaTheme="majorEastAsia" w:hAnsiTheme="majorHAnsi" w:cstheme="majorBidi"/>
+      <w:rFonts/>
       <w:i/>
       <w:iCs/>
       <w:color w:val="404040" w:themeColor="text1" w:themeTint="BF"/>
@@ -1772,9 +1594,6 @@
     <w:qFormat/>
     <w:rsid w:val="00FC693F"/>
     <w:pPr>
-      <w:pBdr>
-        <w:bottom w:val="single" w:sz="4" w:space="4" w:color="4F81BD" w:themeColor="accent1"/>
-      </w:pBdr>
       <w:spacing w:before="200" w:after="280"/>
       <w:ind w:left="936" w:right="936"/>
     </w:pPr>
@@ -3302,7 +3121,7 @@
         <w:spacing w:before="0" w:after="0" w:line="240" w:lineRule="auto"/>
       </w:pPr>
       <w:rPr>
-        <w:rFonts w:asciiTheme="majorHAnsi" w:eastAsiaTheme="majorEastAsia" w:hAnsiTheme="majorHAnsi" w:cstheme="majorBidi"/>
+        <w:rFonts/>
         <w:b/>
         <w:bCs/>
       </w:rPr>
@@ -3323,7 +3142,7 @@
         <w:spacing w:before="0" w:after="0" w:line="240" w:lineRule="auto"/>
       </w:pPr>
       <w:rPr>
-        <w:rFonts w:asciiTheme="majorHAnsi" w:eastAsiaTheme="majorEastAsia" w:hAnsiTheme="majorHAnsi" w:cstheme="majorBidi"/>
+        <w:rFonts/>
         <w:b/>
         <w:bCs/>
       </w:rPr>
@@ -3341,14 +3160,14 @@
     </w:tblStylePr>
     <w:tblStylePr w:type="firstCol">
       <w:rPr>
-        <w:rFonts w:asciiTheme="majorHAnsi" w:eastAsiaTheme="majorEastAsia" w:hAnsiTheme="majorHAnsi" w:cstheme="majorBidi"/>
+        <w:rFonts/>
         <w:b/>
         <w:bCs/>
       </w:rPr>
     </w:tblStylePr>
     <w:tblStylePr w:type="lastCol">
       <w:rPr>
-        <w:rFonts w:asciiTheme="majorHAnsi" w:eastAsiaTheme="majorEastAsia" w:hAnsiTheme="majorHAnsi" w:cstheme="majorBidi"/>
+        <w:rFonts/>
         <w:b/>
         <w:bCs/>
       </w:rPr>
@@ -3432,7 +3251,7 @@
         <w:spacing w:before="0" w:after="0" w:line="240" w:lineRule="auto"/>
       </w:pPr>
       <w:rPr>
-        <w:rFonts w:asciiTheme="majorHAnsi" w:eastAsiaTheme="majorEastAsia" w:hAnsiTheme="majorHAnsi" w:cstheme="majorBidi"/>
+        <w:rFonts/>
         <w:b/>
         <w:bCs/>
       </w:rPr>
@@ -3453,7 +3272,7 @@
         <w:spacing w:before="0" w:after="0" w:line="240" w:lineRule="auto"/>
       </w:pPr>
       <w:rPr>
-        <w:rFonts w:asciiTheme="majorHAnsi" w:eastAsiaTheme="majorEastAsia" w:hAnsiTheme="majorHAnsi" w:cstheme="majorBidi"/>
+        <w:rFonts/>
         <w:b/>
         <w:bCs/>
       </w:rPr>
@@ -3471,14 +3290,14 @@
     </w:tblStylePr>
     <w:tblStylePr w:type="firstCol">
       <w:rPr>
-        <w:rFonts w:asciiTheme="majorHAnsi" w:eastAsiaTheme="majorEastAsia" w:hAnsiTheme="majorHAnsi" w:cstheme="majorBidi"/>
+        <w:rFonts/>
         <w:b/>
         <w:bCs/>
       </w:rPr>
     </w:tblStylePr>
     <w:tblStylePr w:type="lastCol">
       <w:rPr>
-        <w:rFonts w:asciiTheme="majorHAnsi" w:eastAsiaTheme="majorEastAsia" w:hAnsiTheme="majorHAnsi" w:cstheme="majorBidi"/>
+        <w:rFonts/>
         <w:b/>
         <w:bCs/>
       </w:rPr>
@@ -3562,7 +3381,7 @@
         <w:spacing w:before="0" w:after="0" w:line="240" w:lineRule="auto"/>
       </w:pPr>
       <w:rPr>
-        <w:rFonts w:asciiTheme="majorHAnsi" w:eastAsiaTheme="majorEastAsia" w:hAnsiTheme="majorHAnsi" w:cstheme="majorBidi"/>
+        <w:rFonts/>
         <w:b/>
         <w:bCs/>
       </w:rPr>
@@ -3583,7 +3402,7 @@
         <w:spacing w:before="0" w:after="0" w:line="240" w:lineRule="auto"/>
       </w:pPr>
       <w:rPr>
-        <w:rFonts w:asciiTheme="majorHAnsi" w:eastAsiaTheme="majorEastAsia" w:hAnsiTheme="majorHAnsi" w:cstheme="majorBidi"/>
+        <w:rFonts/>
         <w:b/>
         <w:bCs/>
       </w:rPr>
@@ -3601,14 +3420,14 @@
     </w:tblStylePr>
     <w:tblStylePr w:type="firstCol">
       <w:rPr>
-        <w:rFonts w:asciiTheme="majorHAnsi" w:eastAsiaTheme="majorEastAsia" w:hAnsiTheme="majorHAnsi" w:cstheme="majorBidi"/>
+        <w:rFonts/>
         <w:b/>
         <w:bCs/>
       </w:rPr>
     </w:tblStylePr>
     <w:tblStylePr w:type="lastCol">
       <w:rPr>
-        <w:rFonts w:asciiTheme="majorHAnsi" w:eastAsiaTheme="majorEastAsia" w:hAnsiTheme="majorHAnsi" w:cstheme="majorBidi"/>
+        <w:rFonts/>
         <w:b/>
         <w:bCs/>
       </w:rPr>
@@ -3692,7 +3511,7 @@
         <w:spacing w:before="0" w:after="0" w:line="240" w:lineRule="auto"/>
       </w:pPr>
       <w:rPr>
-        <w:rFonts w:asciiTheme="majorHAnsi" w:eastAsiaTheme="majorEastAsia" w:hAnsiTheme="majorHAnsi" w:cstheme="majorBidi"/>
+        <w:rFonts/>
         <w:b/>
         <w:bCs/>
       </w:rPr>
@@ -3713,7 +3532,7 @@
         <w:spacing w:before="0" w:after="0" w:line="240" w:lineRule="auto"/>
       </w:pPr>
       <w:rPr>
-        <w:rFonts w:asciiTheme="majorHAnsi" w:eastAsiaTheme="majorEastAsia" w:hAnsiTheme="majorHAnsi" w:cstheme="majorBidi"/>
+        <w:rFonts/>
         <w:b/>
         <w:bCs/>
       </w:rPr>
@@ -3731,14 +3550,14 @@
     </w:tblStylePr>
     <w:tblStylePr w:type="firstCol">
       <w:rPr>
-        <w:rFonts w:asciiTheme="majorHAnsi" w:eastAsiaTheme="majorEastAsia" w:hAnsiTheme="majorHAnsi" w:cstheme="majorBidi"/>
+        <w:rFonts/>
         <w:b/>
         <w:bCs/>
       </w:rPr>
     </w:tblStylePr>
     <w:tblStylePr w:type="lastCol">
       <w:rPr>
-        <w:rFonts w:asciiTheme="majorHAnsi" w:eastAsiaTheme="majorEastAsia" w:hAnsiTheme="majorHAnsi" w:cstheme="majorBidi"/>
+        <w:rFonts/>
         <w:b/>
         <w:bCs/>
       </w:rPr>
@@ -3822,7 +3641,7 @@
         <w:spacing w:before="0" w:after="0" w:line="240" w:lineRule="auto"/>
       </w:pPr>
       <w:rPr>
-        <w:rFonts w:asciiTheme="majorHAnsi" w:eastAsiaTheme="majorEastAsia" w:hAnsiTheme="majorHAnsi" w:cstheme="majorBidi"/>
+        <w:rFonts/>
         <w:b/>
         <w:bCs/>
       </w:rPr>
@@ -3843,7 +3662,7 @@
         <w:spacing w:before="0" w:after="0" w:line="240" w:lineRule="auto"/>
       </w:pPr>
       <w:rPr>
-        <w:rFonts w:asciiTheme="majorHAnsi" w:eastAsiaTheme="majorEastAsia" w:hAnsiTheme="majorHAnsi" w:cstheme="majorBidi"/>
+        <w:rFonts/>
         <w:b/>
         <w:bCs/>
       </w:rPr>
@@ -3861,14 +3680,14 @@
     </w:tblStylePr>
     <w:tblStylePr w:type="firstCol">
       <w:rPr>
-        <w:rFonts w:asciiTheme="majorHAnsi" w:eastAsiaTheme="majorEastAsia" w:hAnsiTheme="majorHAnsi" w:cstheme="majorBidi"/>
+        <w:rFonts/>
         <w:b/>
         <w:bCs/>
       </w:rPr>
     </w:tblStylePr>
     <w:tblStylePr w:type="lastCol">
       <w:rPr>
-        <w:rFonts w:asciiTheme="majorHAnsi" w:eastAsiaTheme="majorEastAsia" w:hAnsiTheme="majorHAnsi" w:cstheme="majorBidi"/>
+        <w:rFonts/>
         <w:b/>
         <w:bCs/>
       </w:rPr>
@@ -3952,7 +3771,7 @@
         <w:spacing w:before="0" w:after="0" w:line="240" w:lineRule="auto"/>
       </w:pPr>
       <w:rPr>
-        <w:rFonts w:asciiTheme="majorHAnsi" w:eastAsiaTheme="majorEastAsia" w:hAnsiTheme="majorHAnsi" w:cstheme="majorBidi"/>
+        <w:rFonts/>
         <w:b/>
         <w:bCs/>
       </w:rPr>
@@ -3973,7 +3792,7 @@
         <w:spacing w:before="0" w:after="0" w:line="240" w:lineRule="auto"/>
       </w:pPr>
       <w:rPr>
-        <w:rFonts w:asciiTheme="majorHAnsi" w:eastAsiaTheme="majorEastAsia" w:hAnsiTheme="majorHAnsi" w:cstheme="majorBidi"/>
+        <w:rFonts/>
         <w:b/>
         <w:bCs/>
       </w:rPr>
@@ -3991,14 +3810,14 @@
     </w:tblStylePr>
     <w:tblStylePr w:type="firstCol">
       <w:rPr>
-        <w:rFonts w:asciiTheme="majorHAnsi" w:eastAsiaTheme="majorEastAsia" w:hAnsiTheme="majorHAnsi" w:cstheme="majorBidi"/>
+        <w:rFonts/>
         <w:b/>
         <w:bCs/>
       </w:rPr>
     </w:tblStylePr>
     <w:tblStylePr w:type="lastCol">
       <w:rPr>
-        <w:rFonts w:asciiTheme="majorHAnsi" w:eastAsiaTheme="majorEastAsia" w:hAnsiTheme="majorHAnsi" w:cstheme="majorBidi"/>
+        <w:rFonts/>
         <w:b/>
         <w:bCs/>
       </w:rPr>
@@ -4082,7 +3901,7 @@
         <w:spacing w:before="0" w:after="0" w:line="240" w:lineRule="auto"/>
       </w:pPr>
       <w:rPr>
-        <w:rFonts w:asciiTheme="majorHAnsi" w:eastAsiaTheme="majorEastAsia" w:hAnsiTheme="majorHAnsi" w:cstheme="majorBidi"/>
+        <w:rFonts/>
         <w:b/>
         <w:bCs/>
       </w:rPr>
@@ -4103,7 +3922,7 @@
         <w:spacing w:before="0" w:after="0" w:line="240" w:lineRule="auto"/>
       </w:pPr>
       <w:rPr>
-        <w:rFonts w:asciiTheme="majorHAnsi" w:eastAsiaTheme="majorEastAsia" w:hAnsiTheme="majorHAnsi" w:cstheme="majorBidi"/>
+        <w:rFonts/>
         <w:b/>
         <w:bCs/>
       </w:rPr>
@@ -4121,14 +3940,14 @@
     </w:tblStylePr>
     <w:tblStylePr w:type="firstCol">
       <w:rPr>
-        <w:rFonts w:asciiTheme="majorHAnsi" w:eastAsiaTheme="majorEastAsia" w:hAnsiTheme="majorHAnsi" w:cstheme="majorBidi"/>
+        <w:rFonts/>
         <w:b/>
         <w:bCs/>
       </w:rPr>
     </w:tblStylePr>
     <w:tblStylePr w:type="lastCol">
       <w:rPr>
-        <w:rFonts w:asciiTheme="majorHAnsi" w:eastAsiaTheme="majorEastAsia" w:hAnsiTheme="majorHAnsi" w:cstheme="majorBidi"/>
+        <w:rFonts/>
         <w:b/>
         <w:bCs/>
       </w:rPr>
@@ -5993,7 +5812,7 @@
     </w:tblPr>
     <w:tblStylePr w:type="firstRow">
       <w:rPr>
-        <w:rFonts w:asciiTheme="majorHAnsi" w:eastAsiaTheme="majorEastAsia" w:hAnsiTheme="majorHAnsi" w:cstheme="majorBidi"/>
+        <w:rFonts/>
       </w:rPr>
       <w:tblPr/>
       <w:tcPr>
@@ -6077,7 +5896,7 @@
     </w:tblPr>
     <w:tblStylePr w:type="firstRow">
       <w:rPr>
-        <w:rFonts w:asciiTheme="majorHAnsi" w:eastAsiaTheme="majorEastAsia" w:hAnsiTheme="majorHAnsi" w:cstheme="majorBidi"/>
+        <w:rFonts/>
       </w:rPr>
       <w:tblPr/>
       <w:tcPr>
@@ -6161,7 +5980,7 @@
     </w:tblPr>
     <w:tblStylePr w:type="firstRow">
       <w:rPr>
-        <w:rFonts w:asciiTheme="majorHAnsi" w:eastAsiaTheme="majorEastAsia" w:hAnsiTheme="majorHAnsi" w:cstheme="majorBidi"/>
+        <w:rFonts/>
       </w:rPr>
       <w:tblPr/>
       <w:tcPr>
@@ -6245,7 +6064,7 @@
     </w:tblPr>
     <w:tblStylePr w:type="firstRow">
       <w:rPr>
-        <w:rFonts w:asciiTheme="majorHAnsi" w:eastAsiaTheme="majorEastAsia" w:hAnsiTheme="majorHAnsi" w:cstheme="majorBidi"/>
+        <w:rFonts/>
       </w:rPr>
       <w:tblPr/>
       <w:tcPr>
@@ -6329,7 +6148,7 @@
     </w:tblPr>
     <w:tblStylePr w:type="firstRow">
       <w:rPr>
-        <w:rFonts w:asciiTheme="majorHAnsi" w:eastAsiaTheme="majorEastAsia" w:hAnsiTheme="majorHAnsi" w:cstheme="majorBidi"/>
+        <w:rFonts/>
       </w:rPr>
       <w:tblPr/>
       <w:tcPr>
@@ -6413,7 +6232,7 @@
     </w:tblPr>
     <w:tblStylePr w:type="firstRow">
       <w:rPr>
-        <w:rFonts w:asciiTheme="majorHAnsi" w:eastAsiaTheme="majorEastAsia" w:hAnsiTheme="majorHAnsi" w:cstheme="majorBidi"/>
+        <w:rFonts/>
       </w:rPr>
       <w:tblPr/>
       <w:tcPr>
@@ -6497,7 +6316,7 @@
     </w:tblPr>
     <w:tblStylePr w:type="firstRow">
       <w:rPr>
-        <w:rFonts w:asciiTheme="majorHAnsi" w:eastAsiaTheme="majorEastAsia" w:hAnsiTheme="majorHAnsi" w:cstheme="majorBidi"/>
+        <w:rFonts/>
       </w:rPr>
       <w:tblPr/>
       <w:tcPr>
@@ -6562,7 +6381,7 @@
       <w:spacing w:after="0" w:line="240" w:lineRule="auto"/>
     </w:pPr>
     <w:rPr>
-      <w:rFonts w:asciiTheme="majorHAnsi" w:eastAsiaTheme="majorEastAsia" w:hAnsiTheme="majorHAnsi" w:cstheme="majorBidi"/>
+      <w:rFonts/>
       <w:color w:val="000000" w:themeColor="text1"/>
     </w:rPr>
     <w:tblPr>
@@ -6690,7 +6509,7 @@
       <w:spacing w:after="0" w:line="240" w:lineRule="auto"/>
     </w:pPr>
     <w:rPr>
-      <w:rFonts w:asciiTheme="majorHAnsi" w:eastAsiaTheme="majorEastAsia" w:hAnsiTheme="majorHAnsi" w:cstheme="majorBidi"/>
+      <w:rFonts/>
       <w:color w:val="000000" w:themeColor="text1"/>
     </w:rPr>
     <w:tblPr>
@@ -6818,7 +6637,7 @@
       <w:spacing w:after="0" w:line="240" w:lineRule="auto"/>
     </w:pPr>
     <w:rPr>
-      <w:rFonts w:asciiTheme="majorHAnsi" w:eastAsiaTheme="majorEastAsia" w:hAnsiTheme="majorHAnsi" w:cstheme="majorBidi"/>
+      <w:rFonts/>
       <w:color w:val="000000" w:themeColor="text1"/>
     </w:rPr>
     <w:tblPr>
@@ -6946,7 +6765,7 @@
       <w:spacing w:after="0" w:line="240" w:lineRule="auto"/>
     </w:pPr>
     <w:rPr>
-      <w:rFonts w:asciiTheme="majorHAnsi" w:eastAsiaTheme="majorEastAsia" w:hAnsiTheme="majorHAnsi" w:cstheme="majorBidi"/>
+      <w:rFonts/>
       <w:color w:val="000000" w:themeColor="text1"/>
     </w:rPr>
     <w:tblPr>
@@ -7074,7 +6893,7 @@
       <w:spacing w:after="0" w:line="240" w:lineRule="auto"/>
     </w:pPr>
     <w:rPr>
-      <w:rFonts w:asciiTheme="majorHAnsi" w:eastAsiaTheme="majorEastAsia" w:hAnsiTheme="majorHAnsi" w:cstheme="majorBidi"/>
+      <w:rFonts/>
       <w:color w:val="000000" w:themeColor="text1"/>
     </w:rPr>
     <w:tblPr>
@@ -7202,7 +7021,7 @@
       <w:spacing w:after="0" w:line="240" w:lineRule="auto"/>
     </w:pPr>
     <w:rPr>
-      <w:rFonts w:asciiTheme="majorHAnsi" w:eastAsiaTheme="majorEastAsia" w:hAnsiTheme="majorHAnsi" w:cstheme="majorBidi"/>
+      <w:rFonts/>
       <w:color w:val="000000" w:themeColor="text1"/>
     </w:rPr>
     <w:tblPr>
@@ -7330,7 +7149,7 @@
       <w:spacing w:after="0" w:line="240" w:lineRule="auto"/>
     </w:pPr>
     <w:rPr>
-      <w:rFonts w:asciiTheme="majorHAnsi" w:eastAsiaTheme="majorEastAsia" w:hAnsiTheme="majorHAnsi" w:cstheme="majorBidi"/>
+      <w:rFonts/>
       <w:color w:val="000000" w:themeColor="text1"/>
     </w:rPr>
     <w:tblPr>
@@ -7969,7 +7788,7 @@
       <w:spacing w:after="0" w:line="240" w:lineRule="auto"/>
     </w:pPr>
     <w:rPr>
-      <w:rFonts w:asciiTheme="majorHAnsi" w:eastAsiaTheme="majorEastAsia" w:hAnsiTheme="majorHAnsi" w:cstheme="majorBidi"/>
+      <w:rFonts/>
       <w:color w:val="000000" w:themeColor="text1"/>
     </w:rPr>
     <w:tblPr>
@@ -8094,7 +7913,7 @@
       <w:spacing w:after="0" w:line="240" w:lineRule="auto"/>
     </w:pPr>
     <w:rPr>
-      <w:rFonts w:asciiTheme="majorHAnsi" w:eastAsiaTheme="majorEastAsia" w:hAnsiTheme="majorHAnsi" w:cstheme="majorBidi"/>
+      <w:rFonts/>
       <w:color w:val="000000" w:themeColor="text1"/>
     </w:rPr>
     <w:tblPr>
@@ -8219,7 +8038,7 @@
       <w:spacing w:after="0" w:line="240" w:lineRule="auto"/>
     </w:pPr>
     <w:rPr>
-      <w:rFonts w:asciiTheme="majorHAnsi" w:eastAsiaTheme="majorEastAsia" w:hAnsiTheme="majorHAnsi" w:cstheme="majorBidi"/>
+      <w:rFonts/>
       <w:color w:val="000000" w:themeColor="text1"/>
     </w:rPr>
     <w:tblPr>
@@ -8344,7 +8163,7 @@
       <w:spacing w:after="0" w:line="240" w:lineRule="auto"/>
     </w:pPr>
     <w:rPr>
-      <w:rFonts w:asciiTheme="majorHAnsi" w:eastAsiaTheme="majorEastAsia" w:hAnsiTheme="majorHAnsi" w:cstheme="majorBidi"/>
+      <w:rFonts/>
       <w:color w:val="000000" w:themeColor="text1"/>
     </w:rPr>
     <w:tblPr>
@@ -8469,7 +8288,7 @@
       <w:spacing w:after="0" w:line="240" w:lineRule="auto"/>
     </w:pPr>
     <w:rPr>
-      <w:rFonts w:asciiTheme="majorHAnsi" w:eastAsiaTheme="majorEastAsia" w:hAnsiTheme="majorHAnsi" w:cstheme="majorBidi"/>
+      <w:rFonts/>
       <w:color w:val="000000" w:themeColor="text1"/>
     </w:rPr>
     <w:tblPr>
@@ -8594,7 +8413,7 @@
       <w:spacing w:after="0" w:line="240" w:lineRule="auto"/>
     </w:pPr>
     <w:rPr>
-      <w:rFonts w:asciiTheme="majorHAnsi" w:eastAsiaTheme="majorEastAsia" w:hAnsiTheme="majorHAnsi" w:cstheme="majorBidi"/>
+      <w:rFonts/>
       <w:color w:val="000000" w:themeColor="text1"/>
     </w:rPr>
     <w:tblPr>
@@ -8719,7 +8538,7 @@
       <w:spacing w:after="0" w:line="240" w:lineRule="auto"/>
     </w:pPr>
     <w:rPr>
-      <w:rFonts w:asciiTheme="majorHAnsi" w:eastAsiaTheme="majorEastAsia" w:hAnsiTheme="majorHAnsi" w:cstheme="majorBidi"/>
+      <w:rFonts/>
       <w:color w:val="000000" w:themeColor="text1"/>
     </w:rPr>
     <w:tblPr>

--- a/az/discovery-articles/3.14 Tikiş maşını.docx
+++ b/az/discovery-articles/3.14 Tikiş maşını.docx
@@ -32,7 +32,7 @@
         <w:rPr>
           <w:sz w:val="20"/>
         </w:rPr>
-        <w:t>Dövr: təxminən 1790–1860 (ilk patentlərdən işlək məişət və fabrik maşınlarına) | Əsas şəxslər: Tomas Seynt; Bartelemi Timonye; Uolter Hant; Elias Hou; İsaak Zinger; çoxsaylı rəqib patent sahibləri</w:t>
+        <w:t>Dövr: təxminən 1790–1860-cı illər — ilk patentlərdən evlərdə və fabriklərdə istifadə olunan işlək maşınlaradək inkişaf | Əsas şəxslər: Tomas Seynt; Bartelemi Timonye; Uolter Hant; Elias Hou; İsaak Zinger; müxtəlif mexanizmlər üçün patent almış digər ixtiraçılar</w:t>
       </w:r>
     </w:p>
     <w:p>
@@ -40,7 +40,7 @@
         <w:widowControl/>
       </w:pPr>
       <w:r>
-        <w:t>Tikiş maşını iynə və sapı parça içindən mexaniki ardıcıllıqla keçirərək əl tikişindən qat-qat sürətli işləyir. Geyim istehsalını yavaş sənətkarlıqdan hazır geyim sənayesinə yönəltdi və saysız evə daxil oldu.</w:t>
+        <w:t>Tikiş maşını iynə və sapın hərəkətini əlaqələndirərək parçanı əl ilə tikildiyindən qat-qat sürətli tikir. Bu qurğu hazır geyim sənayesinin inkişafına təkan verdi, həm emalatxana və fabriklərdə, həm də evlərdə tikiş işini dəyişdirdi.</w:t>
       </w:r>
     </w:p>
     <w:p>
@@ -58,7 +58,7 @@
         <w:widowControl/>
       </w:pPr>
       <w:r>
-        <w:t>Tikiş maşını haqqında erkən fikirlər XVIII əsrin sonu və XIX əsrin əvvəlində görünür.</w:t>
+        <w:t>Tikiş maşınının ilk layihələri XVIII əsrin sonlarında və XIX əsrin əvvəllərində meydana çıxdı.</w:t>
       </w:r>
     </w:p>
     <w:p>
@@ -67,7 +67,7 @@
         <w:widowControl/>
       </w:pPr>
       <w:r>
-        <w:t>Timonyenin zəncirvari tikiş maşınları 1830-cu illərin Fransasında bəzi əl tikişçilərinin zorakı müqaviməti ilə qarşılaşdı.</w:t>
+        <w:t>Timonyenin zəncirvari tikiş maşınları 1830-cu illərdə Fransada bəzi dərzilərin zorakı etirazları ilə qarşılaşdı.</w:t>
       </w:r>
     </w:p>
     <w:p>
@@ -76,7 +76,7 @@
         <w:widowControl/>
       </w:pPr>
       <w:r>
-        <w:t>Hounun iki sapı bir-birinə bağlayan tikiş patenti (1846) və Zingerin praktik satış üsulları yayılmanı sürətləndirdi.</w:t>
+        <w:t>Elias Hounun 1846-cı ildə patentləşdirdiyi iki saplı tikiş mexanizmi və Zingerin satış üsulları tikiş maşınlarının yayılmasına kömək etdi.</w:t>
       </w:r>
     </w:p>
     <w:p>
@@ -85,7 +85,7 @@
         <w:widowControl/>
       </w:pPr>
       <w:r>
-        <w:t>Patent mübahisələri əsas mexanizmləri standartlaşdıran ortaq patent razılaşmaları ilə səngidi.</w:t>
+        <w:t>Əsas patentlərdən birgə istifadə barədə razılaşmalar patent sahibləri arasındakı mübahisələrin bir qismini həll etdi.</w:t>
       </w:r>
     </w:p>
     <w:p>
@@ -94,7 +94,7 @@
         <w:widowControl/>
       </w:pPr>
       <w:r>
-        <w:t>Fabrik xətləri və ev maşınları birlikdə dəbin dəyişmə sürətini və tikiş əməyini yenidən qurdu.</w:t>
+        <w:t>Fabriklərdə və evlərdə tikiş maşınlarından istifadə geyim istehsalını sürətləndirdi, dəbin yenilənməsinə və tikişlə məşğul olan insanların iş şəraitinə təsir göstərdi.</w:t>
       </w:r>
     </w:p>
     <w:p>
@@ -103,15 +103,7 @@
         <w:widowControl/>
       </w:pPr>
       <w:r>
-        <w:t>Bu nədir</w:t>
-      </w:r>
-    </w:p>
-    <w:p>
-      <w:pPr>
-        <w:widowControl/>
-      </w:pPr>
-      <w:r>
-        <w:t>Tikiş maşını iynəni, sapı və çox vaxt məkik və ya ilmətutanı uyğunlaşdırılmış dövrlərlə hərəkət etdirib tikiş yaradan mexanizmdir. Ayaq pedalı və ya elektrik mühərriki hərəkət verir, dişli parçaötürücü parçanı irəli aparır. Məkikli və zəncirvari tikişlər möhkəmlik, elastiklik və sap sərfi baxımından fərqlənir. Maşın parçanı insan biləyinin uzun müddət davam etdirə bilməyəcəyi sürətlə deşib birləşdirən yorulmaz əl kimidir.</w:t>
+        <w:t>Bu nədir?</w:t>
       </w:r>
     </w:p>
     <w:p>
@@ -120,15 +112,7 @@
         <w:widowControl/>
       </w:pPr>
       <w:r>
-        <w:t>Kim kəşf edib və ya yaradıb</w:t>
-      </w:r>
-    </w:p>
-    <w:p>
-      <w:pPr>
-        <w:widowControl/>
-      </w:pPr>
-      <w:r>
-        <w:t>İxtira tarixi çoxsaylı iddialar və məhkəmələrlə doludur. Tomas Seynt erkən layihələr çəkdi, Timonye işlək zəncirvari tikiş maşınları qurdu, Hant və Hou məkikli tikişi inkişaf etdirdilər. Zinger etibarlı qurğunu hissə-hissə ödəniş və təmir şəbəkəsi ilə birləşdirdi. Onlarla patent sahibi məhkəmədə çəkişərkən ustalar sap gərginliyini, basıcı ayaqları və sap makaralarını təkmilləşdirirdilər. Muzdla və evdə tikiş tikən qadınlar hansı həllin işlədiyini praktikada göstərən istifadəçilər idi. Məşhur markaların arxasında çoxsaylı rəqib iddia dayanır.</w:t>
+        <w:t>Tikiş maşını iynənin, sapın və tikişin növündən asılı olaraq məkik və ya ilmətutanın hərəkətini bir-birinə uyğunlaşdıran qurğudur. Bu hissələr müəyyən ardıcıllıqla işləyərək tikiş yaradır.</w:t>
       </w:r>
     </w:p>
     <w:p>
@@ -137,15 +121,106 @@
         <w:widowControl/>
       </w:pPr>
       <w:r>
-        <w:t>Nə vaxt və necə yaranıb</w:t>
+        <w:t>Mexanizmi ayaqla işlədilən pedal və ya elektrik mühərriki hərəkətə gətirir. Dişli parçaötürücü parçanı irəli aparır, basıcı ayaq isə onu yerində saxlayır. Beləliklə, iynə hər dəfə parçanın növbəti hissəsinə batır.</w:t>
       </w:r>
     </w:p>
     <w:p>
       <w:pPr>
+        <w:pStyle w:val="Heading1"/>
         <w:widowControl/>
       </w:pPr>
       <w:r>
-        <w:t>İşlək maşınlar 1830–1850-ci illərdə müxtəlif vaxtlarda meydana çıxdı: əvvəl emalatxana və fabriklərdə, sonra evlərdə. Əsrin ortasından sonra ABŞ-da patentlərin birgə istifadəsi bəzi hüquqi qarışıqlıqları azaltdı və bir-birini əvəz edən hissələri yaydı. Elektrik mühərrikləri sonralar pedalı ayaqla işlətmək ehtiyacını aradan qaldırdı. Hazır geyim sənayesi sıra ilə düzülmüş maşınlarla böyüdü. Bəziləri üçün ucuz köynək, başqaları üçün daha az ustalıq tələb edən, tikilən parça sayına görə ödənən iş yarandı.</w:t>
+        <w:t>Məkikli və zəncirvari tikişlər möhkəmliyinə, elastikliyinə və sərf olunan sapın miqdarına görə fərqlənir. Maşın eyni hərəkəti sürətlə və ardıcıl təkrarladığı üçün uzun tikişləri əl ilə tikməkdən daha qısa vaxtda yerinə yetirir.</w:t>
+      </w:r>
+    </w:p>
+    <w:p>
+      <w:pPr>
+        <w:pStyle w:val="Heading1"/>
+        <w:widowControl/>
+      </w:pPr>
+      <w:r>
+        <w:t>Kim yaradıb?</w:t>
+      </w:r>
+    </w:p>
+    <w:p>
+      <w:pPr>
+        <w:pStyle w:val="Heading1"/>
+        <w:widowControl/>
+      </w:pPr>
+      <w:r>
+        <w:t>Tikiş maşınını bir nəfər icad etməyib. Onun inkişafında müxtəlif ustaların və ixtiraçıların payı var. Tomas Seynt ilk layihələrdən birini hazırladı, Bartelemi Timonye işlək zəncirvari tikiş maşınları qurdu. Uolter Hant və Elias Hou məkikli tikiş mexanizminin inkişafına töhfə verdilər.</w:t>
+      </w:r>
+    </w:p>
+    <w:p>
+      <w:pPr>
+        <w:pStyle w:val="Heading1"/>
+        <w:widowControl/>
+      </w:pPr>
+      <w:r>
+        <w:t>İsaak Zinger isə maşının təkmilləşdirilməsi ilə yanaşı, onun satışını və texniki xidmətini də təşkil etdi. Hissə-hissə ödənişlə alış və təmir xidmətlərinin mövcudluğu daha çox insanın tikiş maşını almasına şərait yaratdı.</w:t>
+      </w:r>
+    </w:p>
+    <w:p>
+      <w:pPr>
+        <w:pStyle w:val="Heading1"/>
+        <w:widowControl/>
+      </w:pPr>
+      <w:r>
+        <w:t>İxtiraçılar patent hüquqları üstündə məhkəmələrdə mübahisə etdikləri vaxt ustalar sapın gərginliyini tənzimləyən hissələri, basıcı ayaqları və sap makaralarını təkmilləşdirirdilər. Fabriklərdə və evlərdə sifarişlə tikiş tikən qadınların təcrübəsi də hansı qurğuların işə yararlı olduğunu göstərirdi.</w:t>
+      </w:r>
+    </w:p>
+    <w:p>
+      <w:pPr>
+        <w:pStyle w:val="Heading1"/>
+        <w:widowControl/>
+      </w:pPr>
+      <w:r>
+        <w:t>Məşhur markaların arxasında çoxsaylı ixtiraçının, ustanın və istifadəçinin topladığı təcrübə dayanırdı.</w:t>
+      </w:r>
+    </w:p>
+    <w:p>
+      <w:pPr>
+        <w:pStyle w:val="Heading1"/>
+        <w:widowControl/>
+      </w:pPr>
+      <w:r>
+        <w:t>Nə vaxt və necə yaranıb?</w:t>
+      </w:r>
+    </w:p>
+    <w:p>
+      <w:pPr>
+        <w:pStyle w:val="Heading1"/>
+        <w:widowControl/>
+      </w:pPr>
+      <w:r>
+        <w:t>1830–1850-ci illərdə müxtəlif işlək tikiş maşınları meydana çıxdı. Onlardan əvvəlcə emalatxana və fabriklərdə, sonralar isə evlərdə istifadə olunmağa başladı.</w:t>
+      </w:r>
+    </w:p>
+    <w:p>
+      <w:pPr>
+        <w:pStyle w:val="Heading1"/>
+        <w:widowControl/>
+      </w:pPr>
+      <w:r>
+        <w:t>XIX əsrin ortalarından sonra ABŞ-da patentlərdən birgə istifadə barədə razılaşmalar bəzi hüquqi maneələri azaltdı. Standart, bir-birini əvəz edə bilən hissələrdən istifadə də genişləndi.</w:t>
+      </w:r>
+    </w:p>
+    <w:p>
+      <w:pPr>
+        <w:pStyle w:val="Heading1"/>
+        <w:widowControl/>
+      </w:pPr>
+      <w:r>
+        <w:t>Sonralar elektrik mühərrikləri maşını işlətmək üçün pedalı davamlı basmaq ehtiyacını aradan qaldırdı. Hazır geyim fabriklərində maşınlar istehsalın mərhələlərinə uyğun sıralarla düzülürdü. İşin ayrı-ayrı əməliyyatlara bölünməsi bəzi tapşırıqları yerinə yetirmək üçün tələb olunan ustalıq səviyyəsini azaltdı.</w:t>
+      </w:r>
+    </w:p>
+    <w:p>
+      <w:pPr>
+        <w:pStyle w:val="Heading1"/>
+        <w:widowControl/>
+      </w:pPr>
+      <w:r>
+        <w:t>Alıcılar daha ucuz geyim əldə etdilər. İşçilərin bir hissəsi üçün isə gördükləri işin sayına görə əməkhaqqı aldıqları yeni iş qaydası yarandı.</w:t>
       </w:r>
     </w:p>
     <w:p>
@@ -159,10 +234,38 @@
     </w:p>
     <w:p>
       <w:pPr>
+        <w:pStyle w:val="Heading1"/>
         <w:widowControl/>
       </w:pPr>
       <w:r>
-        <w:t>Tikiş maşını yumruqlu mexanizmlər, fasiləli hərəkət və sapın həndəsəsi haqqında yığcam dərsdir. Sürətlə işləyərkən tikişi sağlam saxlamaq yaxşı iynələr və yastıqların yağlanmasını tələb edir. Tikiş sexləri vaxt və hərəkət araşdırmaları üçün əlverişli sahə oldu. Sap ölçüləri və parça üçün yol verilən ölçü fərqləri standartlaşdırıldı. Məişət qurğusunun içində incə mühəndislik gizlənirdi: fırlanma saatda minlərlə dəfə dəqiq deşməyə və ilməni tutmağa çevrilirdi.</w:t>
+        <w:t>Tikiş maşını bir neçə fərqli hərəkətin dəqiq uzlaşdırılmasına əsaslanır. Yumruqlu mexanizmlər fırlanmanı digər hissələrin müəyyən ardıcıllıqla hərəkətinə çevirir. Parça fasilələrlə irəliləyir, iynə və ilmətutan isə vaxtında hərəkət edərək sapları birləşdirir.</w:t>
+      </w:r>
+    </w:p>
+    <w:p>
+      <w:pPr>
+        <w:pStyle w:val="Heading1"/>
+        <w:widowControl/>
+      </w:pPr>
+      <w:r>
+        <w:t>Maşın sürətlə işləyərkən tikişin düzgün alınması üçün keyfiyyətli iynələr, dəqiq tənzimləmə və hərəkətli hissələrin, o cümlədən yastıqların yağlanması vacibdir.</w:t>
+      </w:r>
+    </w:p>
+    <w:p>
+      <w:pPr>
+        <w:pStyle w:val="Heading1"/>
+        <w:widowControl/>
+      </w:pPr>
+      <w:r>
+        <w:t>Tikiş sexlərində hər əməliyyata sərf olunan vaxtı və işçinin hərəkətlərini öyrənmək mümkün idi. Sapların ölçüləri və parça ölçülərində yol verilən fərqlər üçün standartlar da tətbiq olunurdu.</w:t>
+      </w:r>
+    </w:p>
+    <w:p>
+      <w:pPr>
+        <w:pStyle w:val="Heading1"/>
+        <w:widowControl/>
+      </w:pPr>
+      <w:r>
+        <w:t>Kənardan sadə məişət qurğusu kimi görünən maşının daxilində dəqiq işləyən mexanizm vardı: valın fırlanması iynənin parçaya batması, ilmənin tutulması və parçanın irəliləməsi ilə uzlaşdırılırdı.</w:t>
       </w:r>
     </w:p>
     <w:p>
@@ -176,10 +279,11 @@
     </w:p>
     <w:p>
       <w:pPr>
+        <w:pStyle w:val="Heading1"/>
         <w:widowControl/>
       </w:pPr>
       <w:r>
-        <w:t>Kütləvi geyim, hərbi forma və üzlük istehsalı mexaniki tikişə əsaslanır. Kənarları tikib möhkəmləndirən overlok, naxış və kompüterlə idarə olunan biçim-tikiş maşınları eyni vaxtlaşdırılmış iynə prinsipini genişləndirir. Qlobal təchizat zəncirləri xərc hesabında dəqiqədə tikiş sayını nəzərə alır. Tikiş maşını olmasaydı, sürətli dəb sənayesinin istehsalı sürətləndirən əsas vasitəsi də olmazdı — bunun həm yaxşı, həm mənfi nəticələri ilə birlikdə.</w:t>
+        <w:t>Geyimlərin, hərbi formaların və üzlük məmulatlarının böyük həcmdə istehsalı mexaniki tikişdən geniş istifadə edir. Parçanın kənarlarını tikib möhkəmləndirən overlok və naxış tikən maşınlar bu texnologiyanın imkanlarını artırdı. Sonralar biçim və tikiş işlərində kompüterlə idarə olunan avadanlıqlar da yayıldı.</w:t>
       </w:r>
     </w:p>
     <w:p>
@@ -188,15 +292,52 @@
         <w:widowControl/>
       </w:pPr>
       <w:r>
-        <w:t>İnsan həyatını necə dəyişib</w:t>
+        <w:t>Müxtəlif ölkələrdəki istehsalçıları birləşdirən təchizat zəncirlərində işin sürəti və maya dəyəri hesablanarkən maşının dəqiqədə neçə tikiş vurduğu da nəzərə alınır.</w:t>
       </w:r>
     </w:p>
     <w:p>
       <w:pPr>
+        <w:pStyle w:val="Heading1"/>
         <w:widowControl/>
       </w:pPr>
       <w:r>
-        <w:t>Geyim bolluğu artdı, üslublar daha tez dəyişdi, təmirin yerini bəzən yenisini almaq tutdu. Bir çox qadın fabrikdə və ya evdən sifarişlə pullu iş tapdı, çox vaxt ağır normalarla çalışdı. Digərlərinin ev maşını axşam saatlarına qənaət etdi. Dərzi sənətinin nüfuzu dəyişdi. Geyinmək artıq yalnız yavaş əl əməyinə bağlı deyildi; onun yerində yeni əmək rejimləri yarandı.</w:t>
+        <w:t>Tikiş maşını yeni geyim modellərinin sürətlə hazırlanıb satışa çıxarılmasına əsaslanan «sürətli dəb» sənayesinin mühüm istehsal vasitələrindən biri oldu. Bu inkişaf həm geyimin əlçatanlığını artırdı, həm də istehsal tempi və əmək şəraiti ilə bağlı problemlər yaratdı.</w:t>
+      </w:r>
+    </w:p>
+    <w:p>
+      <w:pPr>
+        <w:pStyle w:val="Heading1"/>
+        <w:widowControl/>
+      </w:pPr>
+      <w:r>
+        <w:t>İnsan həyatını necə dəyişib?</w:t>
+      </w:r>
+    </w:p>
+    <w:p>
+      <w:pPr>
+        <w:pStyle w:val="Heading1"/>
+        <w:widowControl/>
+      </w:pPr>
+      <w:r>
+        <w:t>Geyim daha bol və əlçatan oldu, dəb daha tez dəyişməyə başladı. Bəzi hallarda köhnəlmiş geyimi təmir etdirmək əvəzinə yenisini almağa üstünlük verildi.</w:t>
+      </w:r>
+    </w:p>
+    <w:p>
+      <w:pPr>
+        <w:pStyle w:val="Heading1"/>
+        <w:widowControl/>
+      </w:pPr>
+      <w:r>
+        <w:t>Bir çox qadın fabriklərdə və ya evdə sifarişlə tikiş tikərək qazanc əldə etdi. Lakin bu iş çox vaxt ağır istehsal normaları ilə müşayiət olunurdu: qısa müddətdə çoxlu məhsul tikmək tələb edilirdi. Öz ailəsi üçün tikiş tikənlərin isə maşın sayəsində işə sərf etdiyi vaxt azaldı.</w:t>
+      </w:r>
+    </w:p>
+    <w:p>
+      <w:pPr>
+        <w:pStyle w:val="Heading1"/>
+        <w:widowControl/>
+      </w:pPr>
+      <w:r>
+        <w:t>Dərziliyə verilən qiymət və dərzinin istehsaldakı rolu da dəyişdi. Geyim hazırlamaq artıq yalnız vaxt aparan əl tikişindən asılı deyildi. Maşın tikişi sürətləndirməklə yanaşı, işin təşkilini və insanların əmək şəraitini də yenidən qurdu.</w:t>
       </w:r>
     </w:p>
     <w:p>
@@ -217,7 +358,7 @@
         <w:rPr>
           <w:sz w:val="20"/>
         </w:rPr>
-        <w:t>A Kitablar və əsas elmi əsərlər</w:t>
+        <w:t>Kitablar və əsas elmi əsərlər</w:t>
       </w:r>
     </w:p>
     <w:p>
@@ -240,7 +381,7 @@
         <w:rPr>
           <w:sz w:val="20"/>
         </w:rPr>
-        <w:t>C Qurumların materialları və ensiklopedik mənbələr</w:t>
+        <w:t>Qurumların materialları və ensiklopedik mənbələr</w:t>
       </w:r>
     </w:p>
     <w:p>
@@ -300,7 +441,7 @@
         <w:rPr>
           <w:sz w:val="20"/>
         </w:rPr>
-        <w:t>D Muzey arxiv və kitabxana materialları</w:t>
+        <w:t>Muzey arxiv və kitabxana materialları</w:t>
       </w:r>
     </w:p>
     <w:p>
@@ -336,7 +477,7 @@
         <w:rPr>
           <w:sz w:val="20"/>
         </w:rPr>
-        <w:t>J Mətbuat elmi kütləvi nəşrlər və ümumi mənbələr</w:t>
+        <w:t>Mətbuat elmi kütləvi nəşrlər və ümumi mənbələr</w:t>
       </w:r>
     </w:p>
     <w:p>
